--- a/2520030529_Practical/Practical - 02/OOPS PARTICAL 02.docx
+++ b/2520030529_Practical/Practical - 02/OOPS PARTICAL 02.docx
@@ -36,170 +36,106 @@
           <w:bCs/>
           <w:lang w:val="en-US"/>
         </w:rPr>
-        <w:t xml:space="preserve">WEEK-02 PARTICAL             </w:t>
-      </w:r>
-    </w:p>
-    <w:p>
-      <w:pPr>
-        <w:rPr>
-          <w:lang w:val="en-US"/>
-        </w:rPr>
-      </w:pPr>
-      <w:r>
-        <w:rPr>
-          <w:lang w:val="en-US"/>
-        </w:rPr>
-        <w:t xml:space="preserve">                                               </w:t>
-      </w:r>
-    </w:p>
-    <w:p>
-      <w:pPr>
-        <w:rPr>
-          <w:lang w:val="en-US"/>
-        </w:rPr>
-      </w:pPr>
-      <w:r>
-        <w:rPr>
-          <w:lang w:val="en-US"/>
-        </w:rPr>
-        <w:t xml:space="preserve">                                                                                                                                  </w:t>
-      </w:r>
-      <w:proofErr w:type="gramStart"/>
-      <w:r>
-        <w:rPr>
-          <w:lang w:val="en-US"/>
-        </w:rPr>
-        <w:t>NAME :</w:t>
-      </w:r>
-      <w:proofErr w:type="gramEnd"/>
-      <w:r>
-        <w:rPr>
-          <w:lang w:val="en-US"/>
-        </w:rPr>
-        <w:t xml:space="preserve"> THRINADH NAIDU</w:t>
-      </w:r>
-    </w:p>
-    <w:p>
-      <w:pPr>
-        <w:rPr>
-          <w:lang w:val="en-US"/>
-        </w:rPr>
-      </w:pPr>
-      <w:r>
-        <w:rPr>
-          <w:lang w:val="en-US"/>
-        </w:rPr>
-        <w:t xml:space="preserve">                                                                                                                                  </w:t>
-      </w:r>
-      <w:r>
-        <w:rPr>
-          <w:lang w:val="en-US"/>
-        </w:rPr>
-        <w:t>ROLL NO:2520030529</w:t>
-      </w:r>
-    </w:p>
-    <w:p>
-      <w:pPr>
-        <w:rPr>
-          <w:lang w:val="en-US"/>
-        </w:rPr>
-      </w:pPr>
-      <w:r>
-        <w:t xml:space="preserve">                                                                                                                                  </w:t>
-      </w:r>
-      <w:proofErr w:type="gramStart"/>
-      <w:r>
-        <w:rPr>
-          <w:lang w:val="en-US"/>
-        </w:rPr>
-        <w:t>SECTION :</w:t>
-      </w:r>
-      <w:proofErr w:type="gramEnd"/>
-      <w:r>
-        <w:rPr>
-          <w:lang w:val="en-US"/>
-        </w:rPr>
-        <w:t xml:space="preserve"> 07</w:t>
-      </w:r>
-    </w:p>
-    <w:p/>
-    <w:p>
-      <w:pPr>
+        <w:t>WEEK-02 PAR</w:t>
+      </w:r>
+      <w:r>
         <w:rPr>
           <w:b/>
           <w:bCs/>
-        </w:rPr>
-      </w:pPr>
+          <w:lang w:val="en-US"/>
+        </w:rPr>
+        <w:t>C</w:t>
+      </w:r>
       <w:r>
         <w:rPr>
           <w:b/>
           <w:bCs/>
-        </w:rPr>
-        <w:t xml:space="preserve">&gt;Develop a C program that uses the system calls </w:t>
-      </w:r>
-      <w:proofErr w:type="gramStart"/>
-      <w:r>
+          <w:lang w:val="en-US"/>
+        </w:rPr>
+        <w:t xml:space="preserve">TICAL             </w:t>
+      </w:r>
+    </w:p>
+    <w:p>
+      <w:pPr>
+        <w:rPr>
+          <w:lang w:val="en-US"/>
+        </w:rPr>
+      </w:pPr>
+      <w:r>
+        <w:rPr>
+          <w:lang w:val="en-US"/>
+        </w:rPr>
+        <w:t xml:space="preserve">                                               </w:t>
+      </w:r>
+    </w:p>
+    <w:p>
+      <w:pPr>
+        <w:rPr>
+          <w:lang w:val="en-US"/>
+        </w:rPr>
+      </w:pPr>
+      <w:r>
+        <w:rPr>
+          <w:lang w:val="en-US"/>
+        </w:rPr>
+        <w:t xml:space="preserve">                                                                                                                                  </w:t>
+      </w:r>
+      <w:r>
+        <w:rPr>
+          <w:lang w:val="en-US"/>
+        </w:rPr>
+        <w:t>NAME : THRINADH NAIDU</w:t>
+      </w:r>
+    </w:p>
+    <w:p>
+      <w:pPr>
+        <w:rPr>
+          <w:lang w:val="en-US"/>
+        </w:rPr>
+      </w:pPr>
+      <w:r>
+        <w:rPr>
+          <w:lang w:val="en-US"/>
+        </w:rPr>
+        <w:t xml:space="preserve">                                                                                                                                  </w:t>
+      </w:r>
+      <w:r>
+        <w:rPr>
+          <w:lang w:val="en-US"/>
+        </w:rPr>
+        <w:t>ROLL NO:2520030529</w:t>
+      </w:r>
+    </w:p>
+    <w:p>
+      <w:pPr>
+        <w:rPr>
+          <w:lang w:val="en-US"/>
+        </w:rPr>
+      </w:pPr>
+      <w:r>
+        <w:t xml:space="preserve">                                                                                                                                  </w:t>
+      </w:r>
+      <w:r>
+        <w:rPr>
+          <w:lang w:val="en-US"/>
+        </w:rPr>
+        <w:t>SECTION : 07</w:t>
+      </w:r>
+    </w:p>
+    <w:p/>
+    <w:p>
+      <w:pPr>
         <w:rPr>
           <w:b/>
           <w:bCs/>
         </w:rPr>
-        <w:t>open(</w:t>
-      </w:r>
-      <w:proofErr w:type="gramEnd"/>
+      </w:pPr>
       <w:r>
         <w:rPr>
           <w:b/>
           <w:bCs/>
         </w:rPr>
-        <w:t xml:space="preserve">), </w:t>
-      </w:r>
-      <w:proofErr w:type="gramStart"/>
-      <w:r>
-        <w:rPr>
-          <w:b/>
-          <w:bCs/>
-        </w:rPr>
-        <w:t>read(</w:t>
-      </w:r>
-      <w:proofErr w:type="gramEnd"/>
-      <w:r>
-        <w:rPr>
-          <w:b/>
-          <w:bCs/>
-        </w:rPr>
-        <w:t xml:space="preserve">), </w:t>
-      </w:r>
-      <w:proofErr w:type="gramStart"/>
-      <w:r>
-        <w:rPr>
-          <w:b/>
-          <w:bCs/>
-        </w:rPr>
-        <w:t>write(</w:t>
-      </w:r>
-      <w:proofErr w:type="gramEnd"/>
-      <w:r>
-        <w:rPr>
-          <w:b/>
-          <w:bCs/>
-        </w:rPr>
-        <w:t xml:space="preserve">), and </w:t>
-      </w:r>
-      <w:proofErr w:type="gramStart"/>
-      <w:r>
-        <w:rPr>
-          <w:b/>
-          <w:bCs/>
-        </w:rPr>
-        <w:t>close(</w:t>
-      </w:r>
-      <w:proofErr w:type="gramEnd"/>
-      <w:r>
-        <w:rPr>
-          <w:b/>
-          <w:bCs/>
-        </w:rPr>
-        <w:t>) to copy the contents of one file to another. Explain how control transitions between user space and kernel space during execution.</w:t>
+        <w:t>&gt;Develop a C program that uses the system calls open(), read(), write(), and close() to copy the contents of one file to another. Explain how control transitions between user space and kernel space during execution.</w:t>
       </w:r>
     </w:p>
     <w:p/>
@@ -215,144 +151,47 @@
     </w:p>
     <w:p>
       <w:r>
-        <w:t xml:space="preserve">int </w:t>
-      </w:r>
-      <w:proofErr w:type="gramStart"/>
-      <w:r>
-        <w:t>main(){</w:t>
-      </w:r>
-      <w:proofErr w:type="gramEnd"/>
-    </w:p>
-    <w:p>
-      <w:r>
-        <w:t>int fd</w:t>
-      </w:r>
-      <w:proofErr w:type="gramStart"/>
-      <w:r>
-        <w:t>1,fd</w:t>
-      </w:r>
-      <w:proofErr w:type="gramEnd"/>
-      <w:r>
-        <w:t>2;</w:t>
-      </w:r>
-    </w:p>
-    <w:p>
-      <w:r>
-        <w:t>fd1=open("</w:t>
-      </w:r>
-      <w:proofErr w:type="spellStart"/>
-      <w:r>
-        <w:t>part</w:t>
-      </w:r>
-      <w:proofErr w:type="gramStart"/>
-      <w:r>
-        <w:t>",O</w:t>
-      </w:r>
-      <w:proofErr w:type="gramEnd"/>
-      <w:r>
-        <w:t>_RDWR</w:t>
-      </w:r>
-      <w:proofErr w:type="spellEnd"/>
-      <w:r>
-        <w:t>);</w:t>
-      </w:r>
-    </w:p>
-    <w:p>
-      <w:r>
-        <w:t>fd2=open("</w:t>
-      </w:r>
-      <w:proofErr w:type="spellStart"/>
-      <w:r>
-        <w:t>ical</w:t>
-      </w:r>
-      <w:proofErr w:type="spellEnd"/>
-      <w:proofErr w:type="gramStart"/>
-      <w:r>
-        <w:t>",O</w:t>
-      </w:r>
-      <w:proofErr w:type="gramEnd"/>
-      <w:r>
-        <w:t>_CREAT);</w:t>
-      </w:r>
-    </w:p>
-    <w:p>
-      <w:r>
-        <w:t xml:space="preserve">char </w:t>
-      </w:r>
-      <w:proofErr w:type="spellStart"/>
-      <w:proofErr w:type="gramStart"/>
-      <w:r>
-        <w:t>buf</w:t>
-      </w:r>
-      <w:proofErr w:type="spellEnd"/>
-      <w:r>
-        <w:t>[</w:t>
-      </w:r>
-      <w:proofErr w:type="gramEnd"/>
-      <w:r>
-        <w:t>100];</w:t>
-      </w:r>
-    </w:p>
-    <w:p>
-      <w:proofErr w:type="spellStart"/>
-      <w:r>
-        <w:t>ssize_t</w:t>
-      </w:r>
-      <w:proofErr w:type="spellEnd"/>
-      <w:r>
-        <w:t xml:space="preserve"> n;</w:t>
-      </w:r>
-    </w:p>
-    <w:p>
-      <w:r>
-        <w:t>while((n=read(fd</w:t>
-      </w:r>
-      <w:proofErr w:type="gramStart"/>
-      <w:r>
-        <w:t>1,buf</w:t>
-      </w:r>
-      <w:proofErr w:type="gramEnd"/>
-      <w:r>
-        <w:t>,sizeof(</w:t>
-      </w:r>
-      <w:proofErr w:type="spellStart"/>
-      <w:r>
-        <w:t>buf</w:t>
-      </w:r>
-      <w:proofErr w:type="spellEnd"/>
-      <w:r>
-        <w:t>)))&gt;</w:t>
-      </w:r>
-      <w:proofErr w:type="gramStart"/>
-      <w:r>
-        <w:t>0){</w:t>
-      </w:r>
-      <w:proofErr w:type="gramEnd"/>
-    </w:p>
-    <w:p>
-      <w:r>
-        <w:t>write(fd</w:t>
-      </w:r>
-      <w:proofErr w:type="gramStart"/>
-      <w:r>
-        <w:t>2,buf</w:t>
-      </w:r>
-      <w:proofErr w:type="gramEnd"/>
-      <w:r>
-        <w:t>,n);</w:t>
-      </w:r>
-    </w:p>
-    <w:p>
-      <w:r>
-        <w:t>write(</w:t>
-      </w:r>
-      <w:proofErr w:type="gramStart"/>
-      <w:r>
-        <w:t>1,buf</w:t>
-      </w:r>
-      <w:proofErr w:type="gramEnd"/>
-      <w:r>
-        <w:t>,n);</w:t>
+        <w:t>int main(){</w:t>
+      </w:r>
+    </w:p>
+    <w:p>
+      <w:r>
+        <w:t>int fd1,fd2;</w:t>
+      </w:r>
+    </w:p>
+    <w:p>
+      <w:r>
+        <w:t>fd1=open("part",O_RDWR);</w:t>
+      </w:r>
+    </w:p>
+    <w:p>
+      <w:r>
+        <w:t>fd2=open("ical",O_CREAT);</w:t>
+      </w:r>
+    </w:p>
+    <w:p>
+      <w:r>
+        <w:t>char buf[100];</w:t>
+      </w:r>
+    </w:p>
+    <w:p>
+      <w:r>
+        <w:t>ssize_t n;</w:t>
+      </w:r>
+    </w:p>
+    <w:p>
+      <w:r>
+        <w:t>while((n=read(fd1,buf,sizeof(buf)))&gt;0){</w:t>
+      </w:r>
+    </w:p>
+    <w:p>
+      <w:r>
+        <w:t>write(fd2,buf,n);</w:t>
+      </w:r>
+    </w:p>
+    <w:p>
+      <w:r>
+        <w:t>write(1,buf,n);</w:t>
       </w:r>
     </w:p>
     <w:p>
@@ -431,23 +270,7 @@
           <w:b/>
           <w:bCs/>
         </w:rPr>
-        <w:t xml:space="preserve">&gt;Use the </w:t>
-      </w:r>
-      <w:proofErr w:type="spellStart"/>
-      <w:r>
-        <w:rPr>
-          <w:b/>
-          <w:bCs/>
-        </w:rPr>
-        <w:t>strace</w:t>
-      </w:r>
-      <w:proofErr w:type="spellEnd"/>
-      <w:r>
-        <w:rPr>
-          <w:b/>
-          <w:bCs/>
-        </w:rPr>
-        <w:t xml:space="preserve"> utility to trace all system calls generated by the command cat sample.txt. Analyze the sequence of system calls and identify the kernel services involved.</w:t>
+        <w:t>&gt;Use the strace utility to trace all system calls generated by the command cat sample.txt. Analyze the sequence of system calls and identify the kernel services involved.</w:t>
       </w:r>
     </w:p>
     <w:p>
@@ -1327,6 +1150,7 @@
   <w:style w:type="character" w:default="1" w:styleId="DefaultParagraphFont">
     <w:name w:val="Default Paragraph Font"/>
     <w:uiPriority w:val="1"/>
+    <w:semiHidden/>
     <w:unhideWhenUsed/>
   </w:style>
   <w:style w:type="table" w:default="1" w:styleId="TableNormal">
